--- a/report/chq-report(draft).docx
+++ b/report/chq-report(draft).docx
@@ -5,7 +5,6 @@
     <w:p>
       <w:pPr>
         <w:rPr>
-          <w:rFonts w:hint="eastAsia"/>
           <w:b/>
           <w:bCs/>
         </w:rPr>
@@ -20,6 +19,20 @@
       </w:r>
     </w:p>
     <w:p>
+      <w:r>
+        <w:t xml:space="preserve">Based on the performance degradation caused by modal competition discovered in ablation experiments (see </w:t>
+      </w:r>
+      <w:r>
+        <w:rPr>
+          <w:rFonts w:hint="eastAsia"/>
+        </w:rPr>
+        <w:t>s</w:t>
+      </w:r>
+      <w:r>
+        <w:t>ection 9 for details), this chapter will focus on how to alleviate this contradiction through feature space compression.</w:t>
+      </w:r>
+    </w:p>
+    <w:p>
       <w:pPr>
         <w:rPr>
           <w:b/>
@@ -146,26 +159,21 @@
         <w:t>)</w:t>
       </w:r>
       <w:r>
-        <w:t xml:space="preserve"> reveal a clear trade-off between how much variance is retained and how stable the classifier </w:t>
-      </w:r>
-      <w:r>
-        <w:t>performs</w:t>
-      </w:r>
-      <w:r>
-        <w:t>.</w:t>
-      </w:r>
-    </w:p>
-    <w:p>
-      <w:pPr>
-        <w:rPr>
-          <w:b/>
-          <w:bCs/>
-        </w:rPr>
-      </w:pPr>
-      <w:r>
-        <w:rPr>
-          <w:b/>
-          <w:bCs/>
+        <w:t xml:space="preserve"> reveal a clear trade-off between how much variance is retained and how stable the classifier performs.</w:t>
+      </w:r>
+    </w:p>
+    <w:p>
+      <w:pPr>
+        <w:rPr>
+          <w:b/>
+          <w:bCs/>
+        </w:rPr>
+      </w:pPr>
+      <w:r>
+        <w:rPr>
+          <w:b/>
+          <w:bCs/>
+          <w:noProof/>
         </w:rPr>
         <w:drawing>
           <wp:inline distT="0" distB="0" distL="0" distR="0" wp14:anchorId="4CD894B1" wp14:editId="6DC10053">
@@ -208,7 +216,6 @@
       <w:pPr>
         <w:jc w:val="center"/>
         <w:rPr>
-          <w:rFonts w:hint="eastAsia"/>
           <w:b/>
           <w:bCs/>
         </w:rPr>
@@ -247,11 +254,6 @@
       </w:r>
     </w:p>
     <w:p>
-      <w:pPr>
-        <w:rPr>
-          <w:rFonts w:hint="eastAsia"/>
-        </w:rPr>
-      </w:pPr>
       <w:r>
         <w:t>Retaining 512 components preserved 96.60% of the image variance. While this might seem like the most complete representation, it yielded the poorest results, with a CV Macro-F1 of only 0.6133. In our five-class brain tumor dataset, the higher</w:t>
       </w:r>
@@ -271,7 +273,11 @@
         <w:t xml:space="preserve"> </w:t>
       </w:r>
       <w:r>
-        <w:t xml:space="preserve">frequency variations: MRI acquisition noise, slice-to-slice intensity fluctuations, and fine textural details that carry little diagnostic value. When fed into models like </w:t>
+        <w:t xml:space="preserve">frequency variations: MRI acquisition noise, slice-to-slice intensity fluctuations, and fine textural details that carry little </w:t>
+      </w:r>
+      <w:r>
+        <w:lastRenderedPageBreak/>
+        <w:t xml:space="preserve">diagnostic value. When fed into models like </w:t>
       </w:r>
       <w:proofErr w:type="spellStart"/>
       <w:r>
@@ -288,7 +294,6 @@
           <w:b/>
           <w:bCs/>
         </w:rPr>
-        <w:lastRenderedPageBreak/>
         <w:t>PCA-128: The Benefit of Tighter Information</w:t>
       </w:r>
       <w:r>
@@ -369,6 +374,9 @@
     </w:p>
     <w:p>
       <w:r>
+        <w:rPr>
+          <w:noProof/>
+        </w:rPr>
         <w:drawing>
           <wp:inline distT="0" distB="0" distL="0" distR="0" wp14:anchorId="49003C5D" wp14:editId="68865505">
             <wp:extent cx="5274310" cy="1817370"/>
@@ -410,7 +418,6 @@
       <w:pPr>
         <w:jc w:val="center"/>
         <w:rPr>
-          <w:rFonts w:hint="eastAsia"/>
           <w:b/>
           <w:bCs/>
         </w:rPr>
@@ -442,6 +449,7 @@
     </w:p>
     <w:p>
       <w:r>
+        <w:lastRenderedPageBreak/>
         <w:t xml:space="preserve">Tree-based selection underperformed, with both the </w:t>
       </w:r>
       <w:proofErr w:type="gramStart"/>
@@ -480,170 +488,173 @@
         <w:t xml:space="preserve"> </w:t>
       </w:r>
       <w:r>
+        <w:t>point</w:t>
+      </w:r>
+      <w:proofErr w:type="gramEnd"/>
+      <w:r>
+        <w:t xml:space="preserve"> values, which allow decision trees to split frequently and artificially inflate their importance scores</w:t>
+      </w:r>
+      <w:r>
+        <w:rPr>
+          <w:rFonts w:hint="eastAsia"/>
+        </w:rPr>
+        <w:t xml:space="preserve">, </w:t>
+      </w:r>
+      <w:r>
+        <w:t>even when these features lack genuine predictive power for the five tumor classes. Consequently, the model tends to over-index on granular imaging noise while overlooking sparser but clinically critical categorical signals.</w:t>
+      </w:r>
+    </w:p>
+    <w:p>
+      <w:pPr>
+        <w:rPr>
+          <w:b/>
+          <w:bCs/>
+        </w:rPr>
+      </w:pPr>
+      <w:r>
+        <w:rPr>
+          <w:b/>
+          <w:bCs/>
+        </w:rPr>
+        <w:t>L1-Regularization and the Linear Assumption</w:t>
+      </w:r>
+    </w:p>
+    <w:p>
+      <w:r>
+        <w:t xml:space="preserve">L1-regularization fared better, retaining 493 non-zero features, but it still fell short of the performance ceiling. The core limitation here is structural: Lasso assumes a linear relationship between features and the target log-odds. Brain tumor classification, however, is inherently non-linear. For instance, a categorical variable like </w:t>
+      </w:r>
+      <w:proofErr w:type="spellStart"/>
+      <w:r>
+        <w:t>clin_loc_sella</w:t>
+      </w:r>
+      <w:proofErr w:type="spellEnd"/>
+      <w:r>
+        <w:t xml:space="preserve"> (</w:t>
+      </w:r>
+      <w:proofErr w:type="spellStart"/>
+      <w:r>
+        <w:t>sellar</w:t>
+      </w:r>
+      <w:proofErr w:type="spellEnd"/>
+      <w:r>
+        <w:t xml:space="preserve"> region) acts as a contextual trigger that fundamentally shifts how associated radiomic intensities should be interpreted. Linear models struggle to capture these conditional dependencies, resulting in a diluted feature subset that misses complex pathological interactions.</w:t>
+      </w:r>
+    </w:p>
+    <w:p>
+      <w:pPr>
+        <w:rPr>
+          <w:b/>
+          <w:bCs/>
+        </w:rPr>
+      </w:pPr>
+      <w:r>
+        <w:rPr>
+          <w:b/>
+          <w:bCs/>
+        </w:rPr>
+        <w:t>Mutual Information: Capturing the Diagnostic Core</w:t>
+      </w:r>
+    </w:p>
+    <w:p>
+      <w:r>
+        <w:t xml:space="preserve">By contrast, Mutual Information proved to be the most effective selection method. Using the MI </w:t>
+      </w:r>
+      <w:proofErr w:type="gramStart"/>
+      <w:r>
+        <w:t>top-128</w:t>
+      </w:r>
+      <w:proofErr w:type="gramEnd"/>
+      <w:r>
+        <w:t xml:space="preserve"> configuration pushed </w:t>
+      </w:r>
+      <w:proofErr w:type="spellStart"/>
+      <w:r>
+        <w:t>LightGBM’s</w:t>
+      </w:r>
+      <w:proofErr w:type="spellEnd"/>
+      <w:r>
+        <w:t xml:space="preserve"> performance from a 0.62 baseline to 0.7278. Unlike tree-based or linear approaches, MI quantifies how much a feature reduces uncertainty about the tumor class (entropy), regardless of whether the underlying relationship is linear or highly complex.</w:t>
+      </w:r>
+    </w:p>
+    <w:p>
+      <w:r>
+        <w:t xml:space="preserve">The resulting rankings highlight a clear diagnostic synergy: clinical location markers like </w:t>
+      </w:r>
+      <w:proofErr w:type="spellStart"/>
+      <w:r>
+        <w:t>clin_loc_sella</w:t>
+      </w:r>
+      <w:proofErr w:type="spellEnd"/>
+      <w:r>
+        <w:t xml:space="preserve"> and </w:t>
+      </w:r>
+      <w:proofErr w:type="spellStart"/>
+      <w:r>
+        <w:t>clin_loc_pineal</w:t>
+      </w:r>
+      <w:proofErr w:type="spellEnd"/>
+      <w:r>
+        <w:t xml:space="preserve"> rank highly alongside specific, decorrelated radiomic shape features such as ax_t1_rad_shape_Sphericity. MI effectively recognizes that these location tags serve as strong contextual anchors. Once the anatomical site is established, the diagnostic possibilities narrow considerably. By prioritizing these high</w:t>
+      </w:r>
+      <w:r>
+        <w:rPr>
+          <w:rFonts w:hint="eastAsia"/>
+        </w:rPr>
+        <w:t xml:space="preserve"> </w:t>
+      </w:r>
+      <w:r>
+        <w:t>value anchors over high</w:t>
+      </w:r>
+      <w:r>
+        <w:rPr>
+          <w:rFonts w:hint="eastAsia"/>
+        </w:rPr>
+        <w:t xml:space="preserve"> </w:t>
+      </w:r>
+      <w:r>
+        <w:t>cardinality noise, MI successfully distilled the original 800-dimensional input into a lean, 128-dimensional subset that captures the essential diagnostic signal.</w:t>
+      </w:r>
+    </w:p>
+    <w:p>
+      <w:r>
+        <w:rPr>
+          <w:rFonts w:hint="eastAsia"/>
+          <w:b/>
+          <w:bCs/>
+        </w:rPr>
+        <w:t>7.1.3</w:t>
+      </w:r>
+      <w:r>
+        <w:rPr>
+          <w:b/>
+          <w:bCs/>
+        </w:rPr>
+        <w:t xml:space="preserve"> Cross-Model Validation: Establishing Algorithmic Consensus</w:t>
+      </w:r>
+    </w:p>
+    <w:p>
+      <w:r>
+        <w:t xml:space="preserve">To ensure that our feature selection improvements were not simply an artifact of </w:t>
+      </w:r>
+      <w:proofErr w:type="spellStart"/>
+      <w:r>
+        <w:t>LightGBM’s</w:t>
+      </w:r>
+      <w:proofErr w:type="spellEnd"/>
+      <w:r>
+        <w:t xml:space="preserve"> architecture, we applied the same MI + PCA-128 pipeline to two fundamentally different models: SVM-RBF and </w:t>
+      </w:r>
+      <w:proofErr w:type="spellStart"/>
+      <w:r>
+        <w:t>XGBoost</w:t>
+      </w:r>
+      <w:proofErr w:type="spellEnd"/>
+      <w:r>
+        <w:t xml:space="preserve">. The results confirm that our </w:t>
+      </w:r>
+      <w:r>
         <w:lastRenderedPageBreak/>
-        <w:t>point</w:t>
-      </w:r>
-      <w:proofErr w:type="gramEnd"/>
-      <w:r>
-        <w:t xml:space="preserve"> values, which allow decision trees to split frequently and artificially inflate their importance scores</w:t>
-      </w:r>
-      <w:r>
-        <w:rPr>
-          <w:rFonts w:hint="eastAsia"/>
-        </w:rPr>
-        <w:t xml:space="preserve">, </w:t>
-      </w:r>
-      <w:r>
-        <w:t>even when these features lack genuine predictive power for the five tumor classes. Consequently, the model tends to over-index on granular imaging noise while overlooking sparser but clinically critical categorical signals.</w:t>
-      </w:r>
-    </w:p>
-    <w:p>
-      <w:pPr>
-        <w:rPr>
-          <w:b/>
-          <w:bCs/>
-        </w:rPr>
-      </w:pPr>
-      <w:r>
-        <w:rPr>
-          <w:b/>
-          <w:bCs/>
-        </w:rPr>
-        <w:t>L1-Regularization and the Linear Assumption</w:t>
-      </w:r>
-    </w:p>
-    <w:p>
-      <w:r>
-        <w:t xml:space="preserve">L1-regularization fared better, retaining 493 non-zero features, but it still fell short of the performance ceiling. The core limitation here is structural: Lasso assumes a linear relationship between features and the target log-odds. Brain tumor classification, however, is inherently non-linear. For instance, a categorical variable like </w:t>
-      </w:r>
-      <w:proofErr w:type="spellStart"/>
-      <w:r>
-        <w:t>clin_loc_sella</w:t>
-      </w:r>
-      <w:proofErr w:type="spellEnd"/>
-      <w:r>
-        <w:t xml:space="preserve"> (</w:t>
-      </w:r>
-      <w:proofErr w:type="spellStart"/>
-      <w:r>
-        <w:t>sellar</w:t>
-      </w:r>
-      <w:proofErr w:type="spellEnd"/>
-      <w:r>
-        <w:t xml:space="preserve"> region) acts as a contextual trigger that fundamentally shifts how associated radiomic intensities should be interpreted. Linear models struggle to capture these conditional dependencies, resulting in a diluted feature subset that misses complex pathological interactions.</w:t>
-      </w:r>
-    </w:p>
-    <w:p>
-      <w:pPr>
-        <w:rPr>
-          <w:b/>
-          <w:bCs/>
-        </w:rPr>
-      </w:pPr>
-      <w:r>
-        <w:rPr>
-          <w:b/>
-          <w:bCs/>
-        </w:rPr>
-        <w:t>Mutual Information: Capturing the Diagnostic Core</w:t>
-      </w:r>
-    </w:p>
-    <w:p>
-      <w:r>
-        <w:t xml:space="preserve">By contrast, Mutual Information proved to be the most effective selection method. Using the MI </w:t>
-      </w:r>
-      <w:proofErr w:type="gramStart"/>
-      <w:r>
-        <w:t>top-128</w:t>
-      </w:r>
-      <w:proofErr w:type="gramEnd"/>
-      <w:r>
-        <w:t xml:space="preserve"> configuration pushed </w:t>
-      </w:r>
-      <w:proofErr w:type="spellStart"/>
-      <w:r>
-        <w:t>LightGBM’s</w:t>
-      </w:r>
-      <w:proofErr w:type="spellEnd"/>
-      <w:r>
-        <w:t xml:space="preserve"> performance from a 0.62 baseline to 0.7278. Unlike tree-based or linear approaches, MI quantifies how much a feature reduces uncertainty about the tumor class (entropy), regardless of whether the underlying relationship is linear or highly complex.</w:t>
-      </w:r>
-    </w:p>
-    <w:p>
-      <w:r>
-        <w:t xml:space="preserve">The resulting rankings highlight a clear diagnostic synergy: clinical location markers like </w:t>
-      </w:r>
-      <w:proofErr w:type="spellStart"/>
-      <w:r>
-        <w:t>clin_loc_sella</w:t>
-      </w:r>
-      <w:proofErr w:type="spellEnd"/>
-      <w:r>
-        <w:t xml:space="preserve"> and </w:t>
-      </w:r>
-      <w:proofErr w:type="spellStart"/>
-      <w:r>
-        <w:t>clin_loc_pineal</w:t>
-      </w:r>
-      <w:proofErr w:type="spellEnd"/>
-      <w:r>
-        <w:t xml:space="preserve"> rank highly alongside specific, decorrelated radiomic shape features such as ax_t1_rad_shape_Sphericity. MI effectively recognizes that these location tags serve as strong contextual anchors. Once the anatomical site is established, the diagnostic possibilities narrow considerably. By prioritizing these high</w:t>
-      </w:r>
-      <w:r>
-        <w:rPr>
-          <w:rFonts w:hint="eastAsia"/>
-        </w:rPr>
-        <w:t xml:space="preserve"> </w:t>
-      </w:r>
-      <w:r>
-        <w:t>value anchors over high</w:t>
-      </w:r>
-      <w:r>
-        <w:rPr>
-          <w:rFonts w:hint="eastAsia"/>
-        </w:rPr>
-        <w:t xml:space="preserve"> </w:t>
-      </w:r>
-      <w:r>
-        <w:t>cardinality noise, MI successfully distilled the original 800-dimensional input into a lean, 128-dimensional subset that captures the essential diagnostic signal.</w:t>
-      </w:r>
-    </w:p>
-    <w:p>
-      <w:r>
-        <w:rPr>
-          <w:rFonts w:hint="eastAsia"/>
-          <w:b/>
-          <w:bCs/>
-        </w:rPr>
-        <w:t>7.1.3</w:t>
-      </w:r>
-      <w:r>
-        <w:rPr>
-          <w:b/>
-          <w:bCs/>
-        </w:rPr>
-        <w:t xml:space="preserve"> Cross-Model Validation: Establishing Algorithmic Consensus</w:t>
-      </w:r>
-    </w:p>
-    <w:p>
-      <w:r>
-        <w:t xml:space="preserve">To ensure that our feature selection improvements were not simply an artifact of </w:t>
-      </w:r>
-      <w:proofErr w:type="spellStart"/>
-      <w:r>
-        <w:t>LightGBM’s</w:t>
-      </w:r>
-      <w:proofErr w:type="spellEnd"/>
-      <w:r>
-        <w:t xml:space="preserve"> architecture, we applied the same MI + PCA-128 pipeline to two fundamentally different models: SVM-RBF and </w:t>
-      </w:r>
-      <w:proofErr w:type="spellStart"/>
-      <w:r>
-        <w:t>XGBoost</w:t>
-      </w:r>
-      <w:proofErr w:type="spellEnd"/>
-      <w:r>
-        <w:t>. The results confirm that our optimization strategy generalizes well across disparate learning paradigms.</w:t>
+        <w:t>optimization strategy generalizes well across disparate learning paradigms.</w:t>
       </w:r>
     </w:p>
     <w:p>
@@ -664,11 +675,7 @@
       </w:r>
       <w:proofErr w:type="gramEnd"/>
       <w:r>
-        <w:t xml:space="preserve"> selection strategy to the SVM-RBF model, it showed the most substantial improvement in our experiments. The CV Macro-F1 increased from </w:t>
-      </w:r>
-      <w:r>
-        <w:lastRenderedPageBreak/>
-        <w:t>0.6832 to 0.7521, representing a 10.1% relative gain. In the original 800-dimensional space, the RBF kernel suffers from distance concentration, where pairwise distances between points become increasingly uniform. This forces the model to construct overly complex decision boundaries that are highly sensitive to noise. By reducing the input to the top 256 MI-ranked features, we effectively simplified the feature geometry. This allowed the SVM to identify a smoother, more robust maximum-margin hyperplane, separating tumor classes based on meaningful pathological patterns rather than high</w:t>
+        <w:t xml:space="preserve"> selection strategy to the SVM-RBF model, it showed the most substantial improvement in our experiments. The CV Macro-F1 increased from 0.6832 to 0.7521, representing a 10.1% relative gain. In the original 800-dimensional space, the RBF kernel suffers from distance concentration, where pairwise distances between points become increasingly uniform. This forces the model to construct overly complex decision boundaries that are highly sensitive to noise. By reducing the input to the top 256 MI-ranked features, we effectively simplified the feature geometry. This allowed the SVM to identify a smoother, more robust maximum-margin hyperplane, separating tumor classes based on meaningful pathological patterns rather than high</w:t>
       </w:r>
       <w:r>
         <w:rPr>
@@ -845,7 +852,11 @@
         <w:t>the code</w:t>
       </w:r>
       <w:r>
-        <w:t>, our comparative analysis indicates that directly adjusting the learning objective is substantially more effective than manipulating the data distribution for high</w:t>
+        <w:t xml:space="preserve">, our comparative analysis indicates that directly adjusting the learning objective is substantially more effective than </w:t>
+      </w:r>
+      <w:r>
+        <w:lastRenderedPageBreak/>
+        <w:t>manipulating the data distribution for high</w:t>
       </w:r>
       <w:r>
         <w:rPr>
@@ -875,11 +886,7 @@
       </w:r>
       <w:r>
         <w:br/>
-        <w:t xml:space="preserve">We evaluated Random Over-sampling (ROS) and SMOTE, both configured to artificially balance the training set to 924 samples per class. Contrary to the expectation that </w:t>
-      </w:r>
-      <w:r>
-        <w:lastRenderedPageBreak/>
-        <w:t>balanced datasets universally improve classifier performance, both methods degraded the Macro-F1 score, dropping it to 0.7173 for ROS and 0.6921 for SMOTE.</w:t>
+        <w:t>We evaluated Random Over-sampling (ROS) and SMOTE, both configured to artificially balance the training set to 924 samples per class. Contrary to the expectation that balanced datasets universally improve classifier performance, both methods degraded the Macro-F1 score, dropping it to 0.7173 for ROS and 0.6921 for SMOTE.</w:t>
       </w:r>
     </w:p>
     <w:p>
@@ -1188,7 +1195,11 @@
         <w:t xml:space="preserve"> </w:t>
       </w:r>
       <w:r>
-        <w:t>dimensional settings, it struggles to respect the complex, non-linear structure of multimodal neuro-oncology data. The cost</w:t>
+        <w:t xml:space="preserve">dimensional settings, it struggles to respect the </w:t>
+      </w:r>
+      <w:r>
+        <w:lastRenderedPageBreak/>
+        <w:t>complex, non-linear structure of multimodal neuro-oncology data. The cost</w:t>
       </w:r>
       <w:r>
         <w:rPr>
@@ -1207,7 +1218,6 @@
           <w:b/>
           <w:bCs/>
         </w:rPr>
-        <w:lastRenderedPageBreak/>
         <w:t>7</w:t>
       </w:r>
       <w:r>
@@ -1414,13 +1424,7 @@
           <w:rPr>
             <w:rFonts w:ascii="Cambria Math" w:hAnsi="Cambria Math"/>
           </w:rPr>
-          <m:t>C=10</m:t>
-        </m:r>
-        <m:r>
-          <w:rPr>
-            <w:rFonts w:ascii="Cambria Math" w:hAnsi="Cambria Math"/>
-          </w:rPr>
-          <m:t xml:space="preserve"> </m:t>
+          <m:t xml:space="preserve">C=10 </m:t>
         </m:r>
       </m:oMath>
       <w:r>
@@ -1621,13 +1625,7 @@
           <w:rPr>
             <w:rFonts w:ascii="Cambria Math" w:hAnsi="Cambria Math"/>
           </w:rPr>
-          <m:t>C</m:t>
-        </m:r>
-        <m:r>
-          <w:rPr>
-            <w:rFonts w:ascii="Cambria Math" w:hAnsi="Cambria Math"/>
-          </w:rPr>
-          <m:t xml:space="preserve"> </m:t>
+          <m:t xml:space="preserve">C </m:t>
         </m:r>
       </m:oMath>
       <w:r>
@@ -1787,7 +1785,11 @@
         <w:t xml:space="preserve"> </w:t>
       </w:r>
       <w:r>
-        <w:t>noise baseline into a stable, well</w:t>
+        <w:t xml:space="preserve">noise baseline </w:t>
+      </w:r>
+      <w:r>
+        <w:lastRenderedPageBreak/>
+        <w:t>into a stable, well</w:t>
       </w:r>
       <w:r>
         <w:rPr>
@@ -1825,12 +1827,1390 @@
       </w:r>
     </w:p>
     <w:p>
-      <w:pPr>
-        <w:rPr>
-          <w:rFonts w:hint="eastAsia"/>
-        </w:rPr>
-      </w:pPr>
-    </w:p>
+      <w:r>
+        <w:rPr>
+          <w:rFonts w:hint="eastAsia"/>
+          <w:b/>
+          <w:bCs/>
+        </w:rPr>
+        <w:t>8</w:t>
+      </w:r>
+      <w:r>
+        <w:rPr>
+          <w:b/>
+          <w:bCs/>
+        </w:rPr>
+        <w:t xml:space="preserve"> Advanced Optimization &amp; Model Synergy</w:t>
+      </w:r>
+    </w:p>
+    <w:p>
+      <w:r>
+        <w:t>While preliminary benchmarks established functional baselines, this stage explores the transition from single</w:t>
+      </w:r>
+      <w:r>
+        <w:rPr>
+          <w:rFonts w:hint="eastAsia"/>
+        </w:rPr>
+        <w:t xml:space="preserve"> </w:t>
+      </w:r>
+      <w:r>
+        <w:t>model architectures to integrated diagnostic synergy. We focus on two contrasting approaches: the geometric precision of a standalone SVM-RBF model and the error</w:t>
+      </w:r>
+      <w:r>
+        <w:rPr>
+          <w:rFonts w:hint="eastAsia"/>
+        </w:rPr>
+        <w:t xml:space="preserve"> </w:t>
+      </w:r>
+      <w:r>
+        <w:t>averaging robustness of a Weighted Soft Voting ensemble.</w:t>
+      </w:r>
+    </w:p>
+    <w:p>
+      <w:pPr>
+        <w:rPr>
+          <w:b/>
+          <w:bCs/>
+        </w:rPr>
+      </w:pPr>
+      <w:r>
+        <w:rPr>
+          <w:b/>
+          <w:bCs/>
+        </w:rPr>
+        <w:t>8.1 The SVM-RBF Paradigm: Geometric Precision and the CV-Validation Divergence</w:t>
+      </w:r>
+    </w:p>
+    <w:p>
+      <w:r>
+        <w:t>Our experiments highlight the distinct, and somewhat paradoxical, behavior of the SVM-RBF model within the early-fusion pipeline.</w:t>
+      </w:r>
+    </w:p>
+    <w:p>
+      <w:pPr>
+        <w:rPr>
+          <w:b/>
+          <w:bCs/>
+        </w:rPr>
+      </w:pPr>
+      <w:r>
+        <w:rPr>
+          <w:b/>
+          <w:bCs/>
+        </w:rPr>
+        <w:t>8.1.1 Structural Underestimation in Cross-Validation</w:t>
+      </w:r>
+    </w:p>
+    <w:p>
+      <w:r>
+        <w:t>A primary observation is the significant divergence between cross</w:t>
+      </w:r>
+      <w:r>
+        <w:rPr>
+          <w:rFonts w:hint="eastAsia"/>
+        </w:rPr>
+        <w:t xml:space="preserve"> </w:t>
+      </w:r>
+      <w:r>
+        <w:t xml:space="preserve">validation and validation performance: the model achieved a Validation Macro-F1 of 0.7834, while its CV Macro-F1 was notably lower at 0.6832. This </w:t>
+      </w:r>
+      <w:proofErr w:type="gramStart"/>
+      <w:r>
+        <w:t>0.10</w:t>
+      </w:r>
+      <w:r>
+        <w:rPr>
+          <w:rFonts w:hint="eastAsia"/>
+        </w:rPr>
+        <w:t xml:space="preserve"> </w:t>
+      </w:r>
+      <w:r>
+        <w:t>point</w:t>
+      </w:r>
+      <w:proofErr w:type="gramEnd"/>
+      <w:r>
+        <w:t xml:space="preserve"> gap is not a result of random noise but stems from a systematic underestimation inherent in our leakage</w:t>
+      </w:r>
+      <w:r>
+        <w:rPr>
+          <w:rFonts w:hint="eastAsia"/>
+        </w:rPr>
+        <w:t xml:space="preserve"> </w:t>
+      </w:r>
+      <w:r>
+        <w:t>free CV protocol.</w:t>
+      </w:r>
+    </w:p>
+    <w:p>
+      <w:r>
+        <w:t xml:space="preserve">The root cause lies in the high sensitivity of the RBF kernel to the stability of the feature space. In our pipeline, the TF-IDF vocabulary and PCA principal components are refitted within each fold to prevent data leakage. However, for a </w:t>
+      </w:r>
+      <w:proofErr w:type="gramStart"/>
+      <w:r>
+        <w:t>distance</w:t>
+      </w:r>
+      <w:r>
+        <w:rPr>
+          <w:rFonts w:hint="eastAsia"/>
+        </w:rPr>
+        <w:t xml:space="preserve"> </w:t>
+      </w:r>
+      <w:r>
+        <w:t>based</w:t>
+      </w:r>
+      <w:proofErr w:type="gramEnd"/>
+      <w:r>
+        <w:t xml:space="preserve"> geometry like SVM, these minor shifts in the "coordinate system" across folds are disruptive. Because the vocabulary and PC directions vary slightly in each iteration, the RBF kernel struggles to find a consistent maximum</w:t>
+      </w:r>
+      <w:r>
+        <w:rPr>
+          <w:rFonts w:hint="eastAsia"/>
+        </w:rPr>
+        <w:t xml:space="preserve"> </w:t>
+      </w:r>
+      <w:r>
+        <w:t>margin hyperplane, leading to a conservative and systematically lower CV score. In contrast, when trained on the full dataset for the validation phase, the feature space remains stationary and structurally complete, allowing the RBF kernel to identify a significantly more effective decision boundary.</w:t>
+      </w:r>
+    </w:p>
+    <w:p>
+      <w:pPr>
+        <w:rPr>
+          <w:b/>
+          <w:bCs/>
+        </w:rPr>
+      </w:pPr>
+      <w:r>
+        <w:rPr>
+          <w:b/>
+          <w:bCs/>
+        </w:rPr>
+        <w:t>8.1.2 Geometric Advantages in High</w:t>
+      </w:r>
+      <w:r>
+        <w:rPr>
+          <w:rFonts w:hint="eastAsia"/>
+          <w:b/>
+          <w:bCs/>
+        </w:rPr>
+        <w:t xml:space="preserve"> </w:t>
+      </w:r>
+      <w:r>
+        <w:rPr>
+          <w:b/>
+          <w:bCs/>
+        </w:rPr>
+        <w:t>Dimensional Spaces</w:t>
+      </w:r>
+    </w:p>
+    <w:p>
+      <w:r>
+        <w:t xml:space="preserve">Despite the CV-Validation gap, SVM-RBF demonstrates superior geometric mastery. In our 800-dimensional heterogeneous space (comprising 500-d TF-IDF vectors and 256-d PCA components), the RBF kernel’s capacity to implicitly map inputs into an infinite-dimensional Hilbert space is decisive. Unlike tree-based models such as </w:t>
+      </w:r>
+      <w:proofErr w:type="spellStart"/>
+      <w:r>
+        <w:t>LightGBM</w:t>
+      </w:r>
+      <w:proofErr w:type="spellEnd"/>
+      <w:r>
+        <w:t xml:space="preserve"> (Validation F1 = 0.6284), which partitions the space along axis-aligned splits, SVM-RBF </w:t>
+      </w:r>
+      <w:r>
+        <w:lastRenderedPageBreak/>
+        <w:t>can "bend" its decision hyperplanes in any direction to accommodate complex non-linear interactions between modalities.</w:t>
+      </w:r>
+    </w:p>
+    <w:p>
+      <w:pPr>
+        <w:rPr>
+          <w:b/>
+          <w:bCs/>
+        </w:rPr>
+      </w:pPr>
+      <w:r>
+        <w:rPr>
+          <w:b/>
+          <w:bCs/>
+        </w:rPr>
+        <w:t>8.1.3 The Fragility of the Optimum</w:t>
+      </w:r>
+    </w:p>
+    <w:p>
+      <w:r>
+        <w:t xml:space="preserve">However, this geometric precision is inherently "brittle." As demonstrated in </w:t>
+      </w:r>
+      <w:r>
+        <w:rPr>
+          <w:rFonts w:hint="eastAsia"/>
+        </w:rPr>
+        <w:t>our code</w:t>
+      </w:r>
+      <w:r>
+        <w:t xml:space="preserve">, tuning hyperparameters based on CV-optimal settings (C=3, gamma='scale') </w:t>
+      </w:r>
+      <w:proofErr w:type="gramStart"/>
+      <w:r>
+        <w:t>actually reduced</w:t>
+      </w:r>
+      <w:proofErr w:type="gramEnd"/>
+      <w:r>
+        <w:t xml:space="preserve"> the Validation F1 to 0.7609, revealing a misalignment between cross</w:t>
+      </w:r>
+      <w:r>
+        <w:rPr>
+          <w:rFonts w:hint="eastAsia"/>
+        </w:rPr>
+        <w:t xml:space="preserve"> </w:t>
+      </w:r>
+      <w:r>
+        <w:t>validation and the true validation manifold. Furthermore, the model’s performance collapsed to 0.6935 when we applied MI-based feature selection (</w:t>
+      </w:r>
+      <w:proofErr w:type="gramStart"/>
+      <w:r>
+        <w:t>top-256</w:t>
+      </w:r>
+      <w:proofErr w:type="gramEnd"/>
+      <w:r>
+        <w:t>). This indicates that SVM-RBF’s superiority is heavily dependent on the structural integrity of the full feature space; once the global geometric relationship is truncated, the RBF kernel loses its predictive power.</w:t>
+      </w:r>
+    </w:p>
+    <w:p>
+      <w:r>
+        <w:rPr>
+          <w:rFonts w:hint="eastAsia"/>
+          <w:b/>
+          <w:bCs/>
+        </w:rPr>
+        <w:t>8</w:t>
+      </w:r>
+      <w:r>
+        <w:rPr>
+          <w:b/>
+          <w:bCs/>
+        </w:rPr>
+        <w:t>.2 The Soft Voting Paradigm: Error Averaging &amp; Synergistic Gains</w:t>
+      </w:r>
+      <w:r>
+        <w:br/>
+        <w:t>To mitigate the instability inherent in single</w:t>
+      </w:r>
+      <w:r>
+        <w:rPr>
+          <w:rFonts w:hint="eastAsia"/>
+        </w:rPr>
+        <w:t xml:space="preserve"> </w:t>
+      </w:r>
+      <w:r>
+        <w:t xml:space="preserve">model optimization, we developed a Weighted Soft Voting ensemble that aggregates the predicted class probabilities of SVM, </w:t>
+      </w:r>
+      <w:proofErr w:type="spellStart"/>
+      <w:r>
+        <w:t>XGBoost</w:t>
+      </w:r>
+      <w:proofErr w:type="spellEnd"/>
+      <w:r>
+        <w:t xml:space="preserve">, </w:t>
+      </w:r>
+      <w:proofErr w:type="spellStart"/>
+      <w:r>
+        <w:t>LightGBM</w:t>
+      </w:r>
+      <w:proofErr w:type="spellEnd"/>
+      <w:r>
+        <w:t>, and Logistic Regression.</w:t>
+      </w:r>
+    </w:p>
+    <w:p>
+      <w:r>
+        <w:t xml:space="preserve">The ensemble’s strength lies in its ability to balance divergent error patterns. While SVM captures local geometric boundaries and </w:t>
+      </w:r>
+      <w:proofErr w:type="spellStart"/>
+      <w:r>
+        <w:t>XGBoost</w:t>
+      </w:r>
+      <w:proofErr w:type="spellEnd"/>
+      <w:r>
+        <w:t xml:space="preserve"> models non-linear feature interactions, Logistic Regression provides a stable, globally linear baseline. By combining these complementary strengths, the baseline ensemble achieved an AUROC of 0.9685 and a Macro-F1 of 0.7851.</w:t>
+      </w:r>
+    </w:p>
+    <w:p>
+      <w:r>
+        <w:t>Further refinement demonstrated substantial untapped potential. Applying Sigmoid probability calibration to the SVM outputs and optimizing the model weights pushed the Validation Macro-F1 to 0.8120. This improvement underscores the sensitivity of soft voting to probability distribution quality: proper calibration ensures that highly confident models do not disproportionately overshadow the nuanced predictions of other learners.</w:t>
+      </w:r>
+    </w:p>
+    <w:p>
+      <w:r>
+        <w:rPr>
+          <w:rFonts w:hint="eastAsia"/>
+          <w:b/>
+          <w:bCs/>
+        </w:rPr>
+        <w:t>8</w:t>
+      </w:r>
+      <w:r>
+        <w:rPr>
+          <w:b/>
+          <w:bCs/>
+        </w:rPr>
+        <w:t>.3 Comparative Summary &amp; Methodological Trade-offs</w:t>
+      </w:r>
+      <w:r>
+        <w:br/>
+        <w:t>A direct comparison of these two leading strategies reveals a fundamental trade-off in pipeline design:</w:t>
+      </w:r>
+    </w:p>
+    <w:tbl>
+      <w:tblPr>
+        <w:tblW w:w="0" w:type="auto"/>
+        <w:tblCellSpacing w:w="15" w:type="dxa"/>
+        <w:tblBorders>
+          <w:top w:val="single" w:sz="4" w:space="0" w:color="auto"/>
+          <w:left w:val="single" w:sz="4" w:space="0" w:color="auto"/>
+          <w:bottom w:val="single" w:sz="4" w:space="0" w:color="auto"/>
+          <w:right w:val="single" w:sz="4" w:space="0" w:color="auto"/>
+          <w:insideH w:val="single" w:sz="4" w:space="0" w:color="auto"/>
+          <w:insideV w:val="single" w:sz="4" w:space="0" w:color="auto"/>
+        </w:tblBorders>
+        <w:tblCellMar>
+          <w:left w:w="0" w:type="dxa"/>
+          <w:right w:w="0" w:type="dxa"/>
+        </w:tblCellMar>
+        <w:tblLook w:val="04A0" w:firstRow="1" w:lastRow="0" w:firstColumn="1" w:lastColumn="0" w:noHBand="0" w:noVBand="1"/>
+      </w:tblPr>
+      <w:tblGrid>
+        <w:gridCol w:w="1963"/>
+        <w:gridCol w:w="3596"/>
+        <w:gridCol w:w="2737"/>
+      </w:tblGrid>
+      <w:tr>
+        <w:trPr>
+          <w:tblHeader/>
+          <w:tblCellSpacing w:w="15" w:type="dxa"/>
+        </w:trPr>
+        <w:tc>
+          <w:tcPr>
+            <w:tcW w:w="0" w:type="auto"/>
+            <w:shd w:val="clear" w:color="auto" w:fill="F7F8FC"/>
+            <w:vAlign w:val="center"/>
+            <w:hideMark/>
+          </w:tcPr>
+          <w:p>
+            <w:pPr>
+              <w:rPr>
+                <w:b/>
+                <w:bCs/>
+              </w:rPr>
+            </w:pPr>
+            <w:r>
+              <w:rPr>
+                <w:b/>
+                <w:bCs/>
+              </w:rPr>
+              <w:t>Metric</w:t>
+            </w:r>
+          </w:p>
+        </w:tc>
+        <w:tc>
+          <w:tcPr>
+            <w:tcW w:w="0" w:type="auto"/>
+            <w:shd w:val="clear" w:color="auto" w:fill="F7F8FC"/>
+            <w:vAlign w:val="center"/>
+            <w:hideMark/>
+          </w:tcPr>
+          <w:p>
+            <w:pPr>
+              <w:rPr>
+                <w:b/>
+                <w:bCs/>
+              </w:rPr>
+            </w:pPr>
+            <w:r>
+              <w:rPr>
+                <w:b/>
+                <w:bCs/>
+              </w:rPr>
+              <w:t>SVM-RBF (Baseline)</w:t>
+            </w:r>
+          </w:p>
+        </w:tc>
+        <w:tc>
+          <w:tcPr>
+            <w:tcW w:w="0" w:type="auto"/>
+            <w:shd w:val="clear" w:color="auto" w:fill="F7F8FC"/>
+            <w:vAlign w:val="center"/>
+            <w:hideMark/>
+          </w:tcPr>
+          <w:p>
+            <w:pPr>
+              <w:rPr>
+                <w:b/>
+                <w:bCs/>
+              </w:rPr>
+            </w:pPr>
+            <w:r>
+              <w:rPr>
+                <w:b/>
+                <w:bCs/>
+              </w:rPr>
+              <w:t>Soft Voting (Tuned)</w:t>
+            </w:r>
+          </w:p>
+        </w:tc>
+      </w:tr>
+      <w:tr>
+        <w:trPr>
+          <w:tblCellSpacing w:w="15" w:type="dxa"/>
+        </w:trPr>
+        <w:tc>
+          <w:tcPr>
+            <w:tcW w:w="0" w:type="auto"/>
+            <w:vAlign w:val="center"/>
+            <w:hideMark/>
+          </w:tcPr>
+          <w:p>
+            <w:r>
+              <w:t>Validation Macro-F1</w:t>
+            </w:r>
+          </w:p>
+        </w:tc>
+        <w:tc>
+          <w:tcPr>
+            <w:tcW w:w="0" w:type="auto"/>
+            <w:vAlign w:val="center"/>
+            <w:hideMark/>
+          </w:tcPr>
+          <w:p>
+            <w:r>
+              <w:t>0.7834</w:t>
+            </w:r>
+          </w:p>
+        </w:tc>
+        <w:tc>
+          <w:tcPr>
+            <w:tcW w:w="0" w:type="auto"/>
+            <w:vAlign w:val="center"/>
+            <w:hideMark/>
+          </w:tcPr>
+          <w:p>
+            <w:r>
+              <w:t>0.8120</w:t>
+            </w:r>
+          </w:p>
+        </w:tc>
+      </w:tr>
+      <w:tr>
+        <w:trPr>
+          <w:tblCellSpacing w:w="15" w:type="dxa"/>
+        </w:trPr>
+        <w:tc>
+          <w:tcPr>
+            <w:tcW w:w="0" w:type="auto"/>
+            <w:vAlign w:val="center"/>
+            <w:hideMark/>
+          </w:tcPr>
+          <w:p>
+            <w:r>
+              <w:t>AUROC</w:t>
+            </w:r>
+          </w:p>
+        </w:tc>
+        <w:tc>
+          <w:tcPr>
+            <w:tcW w:w="0" w:type="auto"/>
+            <w:vAlign w:val="center"/>
+            <w:hideMark/>
+          </w:tcPr>
+          <w:p>
+            <w:r>
+              <w:t>0.9633</w:t>
+            </w:r>
+          </w:p>
+        </w:tc>
+        <w:tc>
+          <w:tcPr>
+            <w:tcW w:w="0" w:type="auto"/>
+            <w:vAlign w:val="center"/>
+            <w:hideMark/>
+          </w:tcPr>
+          <w:p>
+            <w:r>
+              <w:t>0.9685</w:t>
+            </w:r>
+          </w:p>
+        </w:tc>
+      </w:tr>
+      <w:tr>
+        <w:trPr>
+          <w:tblCellSpacing w:w="15" w:type="dxa"/>
+        </w:trPr>
+        <w:tc>
+          <w:tcPr>
+            <w:tcW w:w="0" w:type="auto"/>
+            <w:vAlign w:val="center"/>
+            <w:hideMark/>
+          </w:tcPr>
+          <w:p>
+            <w:r>
+              <w:lastRenderedPageBreak/>
+              <w:t>Structural Integrity</w:t>
+            </w:r>
+          </w:p>
+        </w:tc>
+        <w:tc>
+          <w:tcPr>
+            <w:tcW w:w="0" w:type="auto"/>
+            <w:vAlign w:val="center"/>
+            <w:hideMark/>
+          </w:tcPr>
+          <w:p>
+            <w:r>
+              <w:t>Fragile (degrades with tuning/selection)</w:t>
+            </w:r>
+          </w:p>
+        </w:tc>
+        <w:tc>
+          <w:tcPr>
+            <w:tcW w:w="0" w:type="auto"/>
+            <w:vAlign w:val="center"/>
+            <w:hideMark/>
+          </w:tcPr>
+          <w:p>
+            <w:r>
+              <w:t>Robust (improves with tuning)</w:t>
+            </w:r>
+          </w:p>
+        </w:tc>
+      </w:tr>
+      <w:tr>
+        <w:trPr>
+          <w:tblCellSpacing w:w="15" w:type="dxa"/>
+        </w:trPr>
+        <w:tc>
+          <w:tcPr>
+            <w:tcW w:w="0" w:type="auto"/>
+            <w:vAlign w:val="center"/>
+            <w:hideMark/>
+          </w:tcPr>
+          <w:p>
+            <w:r>
+              <w:t>Methodological Risk</w:t>
+            </w:r>
+          </w:p>
+        </w:tc>
+        <w:tc>
+          <w:tcPr>
+            <w:tcW w:w="0" w:type="auto"/>
+            <w:vAlign w:val="center"/>
+            <w:hideMark/>
+          </w:tcPr>
+          <w:p>
+            <w:r>
+              <w:t>Reliable CV (lower absolute score)</w:t>
+            </w:r>
+          </w:p>
+        </w:tc>
+        <w:tc>
+          <w:tcPr>
+            <w:tcW w:w="0" w:type="auto"/>
+            <w:vAlign w:val="center"/>
+            <w:hideMark/>
+          </w:tcPr>
+          <w:p>
+            <w:r>
+              <w:t>No leakage</w:t>
+            </w:r>
+            <w:r>
+              <w:rPr>
+                <w:rFonts w:hint="eastAsia"/>
+              </w:rPr>
+              <w:t xml:space="preserve"> </w:t>
+            </w:r>
+            <w:r>
+              <w:t>free CV</w:t>
+            </w:r>
+          </w:p>
+        </w:tc>
+      </w:tr>
+    </w:tbl>
+    <w:p>
+      <w:r>
+        <w:t>The high validation performance of SVM-RBF is highly localized and sensitive to specific feature and parameter configurations. In contrast, the Soft Voting ensemble offers a more stable path to generalization by systematically averaging out individual model biases.</w:t>
+      </w:r>
+    </w:p>
+    <w:p>
+      <w:r>
+        <w:rPr>
+          <w:rFonts w:hint="eastAsia"/>
+          <w:b/>
+          <w:bCs/>
+        </w:rPr>
+        <w:t xml:space="preserve">8.4 </w:t>
+      </w:r>
+      <w:r>
+        <w:rPr>
+          <w:b/>
+          <w:bCs/>
+        </w:rPr>
+        <w:t>Conclusion on Model Selection</w:t>
+      </w:r>
+      <w:r>
+        <w:br/>
+        <w:t>Despite the Soft Voting ensemble achieving the highest validation F1 (0.8120), it cannot be integrated into a strict, leakage</w:t>
+      </w:r>
+      <w:r>
+        <w:rPr>
+          <w:rFonts w:hint="eastAsia"/>
+        </w:rPr>
+        <w:t xml:space="preserve"> </w:t>
+      </w:r>
+      <w:r>
+        <w:t>free cross</w:t>
+      </w:r>
+      <w:r>
+        <w:rPr>
+          <w:rFonts w:hint="eastAsia"/>
+        </w:rPr>
+        <w:t xml:space="preserve"> </w:t>
+      </w:r>
+      <w:r>
+        <w:t>validation framework because its constituent models require training on the full dataset to capture their synergistic patterns. This methodological constraint guided our final deployment strategy: we prioritized the regularized Logistic Regression (L2) model for our most rigorous submission (Scheme A) to guarantee strict validation integrity, while reserving the tuned Soft Voting ensemble for peak performance attempts on the Kaggle leaderboard.</w:t>
+      </w:r>
+    </w:p>
+    <w:p>
+      <w:r>
+        <w:rPr>
+          <w:rFonts w:hint="eastAsia"/>
+          <w:b/>
+          <w:bCs/>
+        </w:rPr>
+        <w:t>9</w:t>
+      </w:r>
+      <w:r>
+        <w:rPr>
+          <w:b/>
+          <w:bCs/>
+        </w:rPr>
+        <w:t>. Modality Ablation Study: Quantifying Information Synergy</w:t>
+      </w:r>
+    </w:p>
+    <w:p>
+      <w:r>
+        <w:t xml:space="preserve">To quantify the specific contribution of each diagnostic modality, we conducted a systematic ablation study by isolating and recombining different feature groups. As shown in </w:t>
+      </w:r>
+      <w:r>
+        <w:rPr>
+          <w:rFonts w:hint="eastAsia"/>
+        </w:rPr>
+        <w:t>s</w:t>
+      </w:r>
+      <w:r>
+        <w:t xml:space="preserve">ection </w:t>
+      </w:r>
+      <w:r>
+        <w:rPr>
+          <w:rFonts w:hint="eastAsia"/>
+        </w:rPr>
+        <w:t>7.1.3</w:t>
+      </w:r>
+      <w:r>
+        <w:t>, the results challenge conventional assumptions about the primacy of medical imaging and underscore the value of an integrated fusion approach.</w:t>
+      </w:r>
+    </w:p>
+    <w:p>
+      <w:r>
+        <w:rPr>
+          <w:rFonts w:hint="eastAsia"/>
+          <w:b/>
+          <w:bCs/>
+        </w:rPr>
+        <w:t>9</w:t>
+      </w:r>
+      <w:r>
+        <w:rPr>
+          <w:b/>
+          <w:bCs/>
+        </w:rPr>
+        <w:t>.1 The Dominance of Descriptive Modalities (Text &amp; Clinical)</w:t>
+      </w:r>
+      <w:r>
+        <w:br/>
+        <w:t>Contrary to the initial expectation that raw image features would drive classification performance, the ablation results show that both the Text-only (0.7027) and Clinical-only (0.6688) models achieve strong diagnostic accuracy. The high performance of the text modality likely stems from the fact that radiologist reports already synthesize complex visual findings into high</w:t>
+      </w:r>
+      <w:r>
+        <w:rPr>
+          <w:rFonts w:hint="eastAsia"/>
+        </w:rPr>
+        <w:t xml:space="preserve"> </w:t>
+      </w:r>
+      <w:r>
+        <w:t>level descriptive terms, offering a direct and relatively low</w:t>
+      </w:r>
+      <w:r>
+        <w:rPr>
+          <w:rFonts w:hint="eastAsia"/>
+        </w:rPr>
+        <w:t xml:space="preserve"> </w:t>
+      </w:r>
+      <w:r>
+        <w:t>noise signal for classification. Similarly, clinical variables such as tumor location and patient age serve as effective priors that significantly narrow the diagnostic search space before imaging features are even considered.</w:t>
+      </w:r>
+    </w:p>
+    <w:p>
+      <w:r>
+        <w:rPr>
+          <w:rFonts w:hint="eastAsia"/>
+          <w:b/>
+          <w:bCs/>
+        </w:rPr>
+        <w:t>9</w:t>
+      </w:r>
+      <w:r>
+        <w:rPr>
+          <w:b/>
+          <w:bCs/>
+        </w:rPr>
+        <w:t>.2 The "Modality Competition" Paradox</w:t>
+      </w:r>
+      <w:r>
+        <w:br/>
+        <w:t xml:space="preserve">A notable finding in the ablation study is the sharp performance decline when raw image features are combined with descriptive modalities. While the Text-only model </w:t>
+      </w:r>
+      <w:r>
+        <w:lastRenderedPageBreak/>
+        <w:t>achieved a Macro-F1 of 0.7027, adding image features (</w:t>
+      </w:r>
+      <w:proofErr w:type="spellStart"/>
+      <w:r>
+        <w:t>Img+Text</w:t>
+      </w:r>
+      <w:proofErr w:type="spellEnd"/>
+      <w:r>
+        <w:t>) reduced the score to 0.5467, representing a 15.6% absolute drop. This degradation reflects a common challenge in early</w:t>
+      </w:r>
+      <w:r>
+        <w:rPr>
+          <w:rFonts w:hint="eastAsia"/>
+        </w:rPr>
+        <w:t xml:space="preserve"> </w:t>
+      </w:r>
+      <w:r>
+        <w:t xml:space="preserve">fusion known as modality competition. Even after PCA, image embeddings retain higher dimensionality and variance, which can introduce noise that overwhelms the more precise signals from text and clinical data. The limited standalone performance of Image-only (0.2962) and Radiomics-only (0.2899) models further </w:t>
+      </w:r>
+      <w:proofErr w:type="gramStart"/>
+      <w:r>
+        <w:t>confirms</w:t>
+      </w:r>
+      <w:proofErr w:type="gramEnd"/>
+      <w:r>
+        <w:t xml:space="preserve"> that, without the contextual guidance provided by clinical or textual information, high</w:t>
+      </w:r>
+      <w:r>
+        <w:rPr>
+          <w:rFonts w:hint="eastAsia"/>
+        </w:rPr>
+        <w:t xml:space="preserve"> </w:t>
+      </w:r>
+      <w:r>
+        <w:t>dimensional imaging features alone struggle to differentiate among multiple tumor subtypes.</w:t>
+      </w:r>
+    </w:p>
+    <w:p>
+      <w:r>
+        <w:rPr>
+          <w:rFonts w:hint="eastAsia"/>
+          <w:b/>
+          <w:bCs/>
+        </w:rPr>
+        <w:t>9</w:t>
+      </w:r>
+      <w:r>
+        <w:rPr>
+          <w:b/>
+          <w:bCs/>
+        </w:rPr>
+        <w:t>.3 The Necessity of Early Fusion (All Modalities)</w:t>
+      </w:r>
+      <w:r>
+        <w:br/>
+        <w:t>Despite the challenges posed by unrefined imaging features, the full Early Fusion configuration (All modalities) achieved the highest pre-tuning baseline performance of 0.7115, surpassing even the best single modality. The incremental improvement from Text-only (0.7027) to the combined model (0.7115) indicates that while clinical and textual features establish a strong diagnostic foundation, carefully integrated radiomic and image features contribute the fine-grained details needed to approach the model's performance ceiling. Overall, these ablation results validate our methodological approach: effective multimodal brain tumor classification relies less on simply aggregating more data and more on carefully managing imaging noise so that high-value clinical and textual signals can effectively guide the learning process.</w:t>
+      </w:r>
+    </w:p>
+    <w:p>
+      <w:r>
+        <w:rPr>
+          <w:rFonts w:hint="eastAsia"/>
+          <w:b/>
+          <w:bCs/>
+        </w:rPr>
+        <w:t>10</w:t>
+      </w:r>
+      <w:r>
+        <w:rPr>
+          <w:b/>
+          <w:bCs/>
+        </w:rPr>
+        <w:t>. Interpretability and Clinical Feature Synergy</w:t>
+      </w:r>
+    </w:p>
+    <w:p>
+      <w:r>
+        <w:t xml:space="preserve">To understand the </w:t>
+      </w:r>
+      <w:proofErr w:type="gramStart"/>
+      <w:r>
+        <w:t>decision</w:t>
+      </w:r>
+      <w:r>
+        <w:rPr>
+          <w:rFonts w:hint="eastAsia"/>
+        </w:rPr>
+        <w:t xml:space="preserve"> </w:t>
+      </w:r>
+      <w:r>
+        <w:t>making</w:t>
+      </w:r>
+      <w:proofErr w:type="gramEnd"/>
+      <w:r>
+        <w:t xml:space="preserve"> process within our multimodal pipeline, we conducted a </w:t>
+      </w:r>
+      <w:proofErr w:type="gramStart"/>
+      <w:r>
+        <w:t>cross</w:t>
+      </w:r>
+      <w:r>
+        <w:rPr>
+          <w:rFonts w:hint="eastAsia"/>
+        </w:rPr>
+        <w:t xml:space="preserve"> </w:t>
+      </w:r>
+      <w:r>
+        <w:t>algorithm</w:t>
+      </w:r>
+      <w:proofErr w:type="gramEnd"/>
+      <w:r>
+        <w:t xml:space="preserve"> feature importance analysis. As detailed in </w:t>
+      </w:r>
+      <w:r>
+        <w:rPr>
+          <w:rFonts w:hint="eastAsia"/>
+        </w:rPr>
+        <w:t>our code</w:t>
+      </w:r>
+      <w:r>
+        <w:t xml:space="preserve">, we compared how Random Forest (RF) and </w:t>
+      </w:r>
+      <w:proofErr w:type="spellStart"/>
+      <w:r>
+        <w:t>LightGBM</w:t>
+      </w:r>
+      <w:proofErr w:type="spellEnd"/>
+      <w:r>
+        <w:t xml:space="preserve"> (LGB) </w:t>
+      </w:r>
+      <w:proofErr w:type="gramStart"/>
+      <w:r>
+        <w:t>weight</w:t>
+      </w:r>
+      <w:proofErr w:type="gramEnd"/>
+      <w:r>
+        <w:t xml:space="preserve"> different input modalities.</w:t>
+      </w:r>
+    </w:p>
+    <w:p>
+      <w:pPr>
+        <w:rPr>
+          <w:b/>
+          <w:bCs/>
+        </w:rPr>
+      </w:pPr>
+      <w:r>
+        <w:rPr>
+          <w:b/>
+          <w:bCs/>
+        </w:rPr>
+        <w:t>10.1 Divergent Feature Priorities Across Model Architectures</w:t>
+      </w:r>
+    </w:p>
+    <w:p>
+      <w:r>
+        <w:t xml:space="preserve">The </w:t>
+      </w:r>
+      <w:proofErr w:type="gramStart"/>
+      <w:r>
+        <w:t>cross</w:t>
+      </w:r>
+      <w:r>
+        <w:rPr>
+          <w:rFonts w:hint="eastAsia"/>
+        </w:rPr>
+        <w:t xml:space="preserve"> </w:t>
+      </w:r>
+      <w:r>
+        <w:t>algorithm</w:t>
+      </w:r>
+      <w:proofErr w:type="gramEnd"/>
+      <w:r>
+        <w:t xml:space="preserve"> feature importance analysis reveals fundamentally different processing strategies between the two tree-based architectures, providing insight into how they handle 800-dimensional multimodal inputs.</w:t>
+      </w:r>
+    </w:p>
+    <w:p>
+      <w:pPr>
+        <w:rPr>
+          <w:b/>
+          <w:bCs/>
+        </w:rPr>
+      </w:pPr>
+      <w:r>
+        <w:rPr>
+          <w:b/>
+          <w:bCs/>
+        </w:rPr>
+        <w:t>10.1.1 Random Forest: Reliance on Categorical Anchors</w:t>
+      </w:r>
+    </w:p>
+    <w:p>
+      <w:r>
+        <w:t>Random Forest (RF) demonstrates a heavy reliance on high-level descriptive modalities. In its top 30 features, 22 are textual (TF-IDF) and 6 are clinical variables, with clin_12 and clin_11 (categorical location markers) ranking at the absolute top. This suggests that RF operates by establishing broad anatomical priors</w:t>
+      </w:r>
+      <w:r>
+        <w:rPr>
+          <w:rFonts w:hint="eastAsia"/>
+        </w:rPr>
+        <w:t xml:space="preserve">, </w:t>
+      </w:r>
+      <w:r>
+        <w:t>such as whether a tumor is in the Sellar or Pineal region</w:t>
+      </w:r>
+      <w:r>
+        <w:rPr>
+          <w:rFonts w:hint="eastAsia"/>
+        </w:rPr>
+        <w:t xml:space="preserve">, </w:t>
+      </w:r>
+      <w:r>
+        <w:t xml:space="preserve">to narrow the diagnostic space before considering granular </w:t>
+      </w:r>
+      <w:r>
+        <w:lastRenderedPageBreak/>
+        <w:t>details. For RF, the image PCA components are largely treated as secondary noise, with only two appearing in the top 30.</w:t>
+      </w:r>
+    </w:p>
+    <w:p>
+      <w:pPr>
+        <w:rPr>
+          <w:b/>
+          <w:bCs/>
+        </w:rPr>
+      </w:pPr>
+      <w:r>
+        <w:rPr>
+          <w:b/>
+          <w:bCs/>
+        </w:rPr>
+        <w:t xml:space="preserve">10.1.2 </w:t>
+      </w:r>
+      <w:proofErr w:type="spellStart"/>
+      <w:r>
+        <w:rPr>
+          <w:b/>
+          <w:bCs/>
+        </w:rPr>
+        <w:t>LightGBM</w:t>
+      </w:r>
+      <w:proofErr w:type="spellEnd"/>
+      <w:r>
+        <w:rPr>
+          <w:b/>
+          <w:bCs/>
+        </w:rPr>
+        <w:t>: Multimodal Integration and Fine-Grained Refinement</w:t>
+      </w:r>
+    </w:p>
+    <w:p>
+      <w:r>
+        <w:t xml:space="preserve">In contrast, </w:t>
+      </w:r>
+      <w:proofErr w:type="spellStart"/>
+      <w:r>
+        <w:t>LightGBM</w:t>
+      </w:r>
+      <w:proofErr w:type="spellEnd"/>
+      <w:r>
+        <w:t xml:space="preserve"> (LGB) exhibits a more sophisticated integration of multimodal signals. While its primary "decision anchors" remain consistent with clinical intuition</w:t>
+      </w:r>
+      <w:r>
+        <w:rPr>
+          <w:rFonts w:hint="eastAsia"/>
+        </w:rPr>
+        <w:t xml:space="preserve">, </w:t>
+      </w:r>
+      <w:r>
+        <w:t>ranking tfidf_260, clin_1, and clin_12 as the top three most important features</w:t>
+      </w:r>
+      <w:r>
+        <w:rPr>
+          <w:rFonts w:hint="eastAsia"/>
+        </w:rPr>
+        <w:t xml:space="preserve">, </w:t>
+      </w:r>
+      <w:r>
+        <w:t>its secondary strategy differs significantly from RF.</w:t>
+      </w:r>
+    </w:p>
+    <w:p>
+      <w:proofErr w:type="spellStart"/>
+      <w:r>
+        <w:t>LightGBM</w:t>
+      </w:r>
+      <w:proofErr w:type="spellEnd"/>
+      <w:r>
+        <w:t xml:space="preserve"> allocated 20 of its top 30 slots to Image PCA components. Unlike RF, the gradient boosting mechanism in </w:t>
+      </w:r>
+      <w:proofErr w:type="spellStart"/>
+      <w:r>
+        <w:t>LightGBM</w:t>
+      </w:r>
+      <w:proofErr w:type="spellEnd"/>
+      <w:r>
+        <w:t xml:space="preserve"> </w:t>
+      </w:r>
+      <w:r>
+        <w:t>can leverage</w:t>
+      </w:r>
+      <w:r>
+        <w:t xml:space="preserve"> these high</w:t>
+      </w:r>
+      <w:r>
+        <w:rPr>
+          <w:rFonts w:hint="eastAsia"/>
+        </w:rPr>
+        <w:t xml:space="preserve"> </w:t>
+      </w:r>
+      <w:r>
+        <w:t xml:space="preserve">dimensional, non-linear intensity variations to perform "fine-grained refinement". This indicates that while textual and clinical features establish the diagnostic baseline, </w:t>
+      </w:r>
+      <w:proofErr w:type="spellStart"/>
+      <w:r>
+        <w:t>LightGBM</w:t>
+      </w:r>
+      <w:proofErr w:type="spellEnd"/>
+      <w:r>
+        <w:t xml:space="preserve"> successfully harvests residual signals from the MRI data to reduce classification uncertainty in more complex cases.</w:t>
+      </w:r>
+    </w:p>
+    <w:p>
+      <w:pPr>
+        <w:rPr>
+          <w:b/>
+          <w:bCs/>
+        </w:rPr>
+      </w:pPr>
+      <w:r>
+        <w:rPr>
+          <w:b/>
+          <w:bCs/>
+        </w:rPr>
+        <w:t>10.1.3 Interpretability Summary</w:t>
+      </w:r>
+    </w:p>
+    <w:p>
+      <w:r>
+        <w:t xml:space="preserve">The divergence between these models underscores the "Modality Competition" identified in </w:t>
+      </w:r>
+      <w:r>
+        <w:rPr>
+          <w:rFonts w:hint="eastAsia"/>
+        </w:rPr>
+        <w:t>s</w:t>
+      </w:r>
+      <w:r>
+        <w:t xml:space="preserve">ection 9. RF avoids competition by effectively ignoring the noisy image modality, whereas </w:t>
+      </w:r>
+      <w:proofErr w:type="spellStart"/>
+      <w:r>
+        <w:t>LightGBM</w:t>
+      </w:r>
+      <w:proofErr w:type="spellEnd"/>
+      <w:r>
+        <w:t xml:space="preserve"> attempts to resolve the competition by selectively integrating specific image components to complement the textual and clinical anchors. This synergistic use of image features by </w:t>
+      </w:r>
+      <w:proofErr w:type="spellStart"/>
+      <w:r>
+        <w:t>LightGBM</w:t>
+      </w:r>
+      <w:proofErr w:type="spellEnd"/>
+      <w:r>
+        <w:t xml:space="preserve"> likely contributes to its higher sensitivity in differentiating similar pathologies like Glioma and Metastases.</w:t>
+      </w:r>
+    </w:p>
+    <w:p>
+      <w:r>
+        <w:rPr>
+          <w:rFonts w:hint="eastAsia"/>
+          <w:b/>
+          <w:bCs/>
+        </w:rPr>
+        <w:t>10</w:t>
+      </w:r>
+      <w:r>
+        <w:rPr>
+          <w:b/>
+          <w:bCs/>
+        </w:rPr>
+        <w:t>.2 Class-Wise Performance and Diagnostic Limitations</w:t>
+      </w:r>
+      <w:r>
+        <w:br/>
+        <w:t xml:space="preserve">Breaking down the Soft Voting Ensemble’s performance (Macro-F1 = 0.7851) by tumor class highlights both the model’s strengths and its remaining vulnerabilities. The classifier demonstrates high precision for Sellar and Pineal region tumors, a result largely driven by clinical location features that act as strong anatomical constraints for these </w:t>
+      </w:r>
+      <w:proofErr w:type="gramStart"/>
+      <w:r>
+        <w:t>site</w:t>
+      </w:r>
+      <w:r>
+        <w:rPr>
+          <w:rFonts w:hint="eastAsia"/>
+        </w:rPr>
+        <w:t xml:space="preserve"> </w:t>
+      </w:r>
+      <w:r>
+        <w:t>specific</w:t>
+      </w:r>
+      <w:proofErr w:type="gramEnd"/>
+      <w:r>
+        <w:t xml:space="preserve"> pathologies. However, the most persistent challenge remains the differentiation between Brain Metastases and Gliomas, which accounts for 26 combined misclassified cases in the confusion matrix. Clinically, this ambiguity is expected: both pathologies frequently share overlapping radiological signs, such as peritumoral edema and ring</w:t>
+      </w:r>
+      <w:r>
+        <w:rPr>
+          <w:rFonts w:hint="eastAsia"/>
+        </w:rPr>
+        <w:t xml:space="preserve"> </w:t>
+      </w:r>
+      <w:r>
+        <w:t xml:space="preserve">enhancement. When radiologists describe these similar patterns using comparable terminology, the resulting TF-IDF vectors naturally converge, leading to feature </w:t>
+      </w:r>
+      <w:proofErr w:type="gramStart"/>
+      <w:r>
+        <w:t>overlap</w:t>
+      </w:r>
+      <w:proofErr w:type="gramEnd"/>
+      <w:r>
+        <w:t xml:space="preserve"> that </w:t>
+      </w:r>
+      <w:proofErr w:type="gramStart"/>
+      <w:r>
+        <w:t>challenges</w:t>
+      </w:r>
+      <w:proofErr w:type="gramEnd"/>
+      <w:r>
+        <w:t xml:space="preserve"> even a well-tuned multimodal model.</w:t>
+      </w:r>
+    </w:p>
+    <w:p>
+      <w:r>
+        <w:rPr>
+          <w:b/>
+          <w:bCs/>
+        </w:rPr>
+        <w:t>1</w:t>
+      </w:r>
+      <w:r>
+        <w:rPr>
+          <w:rFonts w:hint="eastAsia"/>
+          <w:b/>
+          <w:bCs/>
+        </w:rPr>
+        <w:t>1</w:t>
+      </w:r>
+      <w:r>
+        <w:rPr>
+          <w:b/>
+          <w:bCs/>
+        </w:rPr>
+        <w:t>. Strategic Robustness: The Strict Validation Protocol</w:t>
+      </w:r>
+      <w:r>
+        <w:br/>
+        <w:t xml:space="preserve">To ensure our performance metrics reflect genuine generalization rather than favorable data splits, we implemented a rigorous Strict Scheme A validation protocol. This </w:t>
+      </w:r>
+      <w:r>
+        <w:lastRenderedPageBreak/>
+        <w:t>approach serves as a stress test for the pipeline’s reliability, verifying that results are not artifacts of random partitioning.</w:t>
+      </w:r>
+    </w:p>
+    <w:p>
+      <w:r>
+        <w:rPr>
+          <w:b/>
+          <w:bCs/>
+        </w:rPr>
+        <w:t>1</w:t>
+      </w:r>
+      <w:r>
+        <w:rPr>
+          <w:rFonts w:hint="eastAsia"/>
+          <w:b/>
+          <w:bCs/>
+        </w:rPr>
+        <w:t>1</w:t>
+      </w:r>
+      <w:r>
+        <w:rPr>
+          <w:b/>
+          <w:bCs/>
+        </w:rPr>
+        <w:t>.1 Repeated Cross</w:t>
+      </w:r>
+      <w:r>
+        <w:rPr>
+          <w:rFonts w:hint="eastAsia"/>
+          <w:b/>
+          <w:bCs/>
+        </w:rPr>
+        <w:t xml:space="preserve"> </w:t>
+      </w:r>
+      <w:r>
+        <w:rPr>
+          <w:b/>
+          <w:bCs/>
+        </w:rPr>
+        <w:t>Validation and Generalization Integrity</w:t>
+      </w:r>
+      <w:r>
+        <w:br/>
+        <w:t>We evaluated each candidate model using a Repeated 5-Fold Cross</w:t>
+      </w:r>
+      <w:r>
+        <w:rPr>
+          <w:rFonts w:hint="eastAsia"/>
+        </w:rPr>
+        <w:t xml:space="preserve"> </w:t>
+      </w:r>
+      <w:r>
+        <w:t xml:space="preserve">Validation strategy (3 repeats), generating 15 independent performance estimates per model. Under this stringent protocol, Logistic Regression (L2) emerged as the most stable algorithm, achieving a CV mean of 0.7031 with a low standard deviation of 0.0392. Although its absolute performance falls short of the ensemble model, its minimal variance suggests that regularized linear classifiers offer highly consistent results for routine clinical screening. Furthermore, by restricting model selection exclusively to the training-CV scores and evaluating the </w:t>
+      </w:r>
+      <w:proofErr w:type="gramStart"/>
+      <w:r>
+        <w:t>held</w:t>
+      </w:r>
+      <w:r>
+        <w:rPr>
+          <w:rFonts w:hint="eastAsia"/>
+        </w:rPr>
+        <w:t xml:space="preserve"> </w:t>
+      </w:r>
+      <w:r>
+        <w:t>out</w:t>
+      </w:r>
+      <w:proofErr w:type="gramEnd"/>
+      <w:r>
+        <w:t xml:space="preserve"> validation set only once (yielding a one-shot validation score of 0.7039), we confirmed the pipeline’s generalization integrity. The negligible gap between the cross</w:t>
+      </w:r>
+      <w:r>
+        <w:rPr>
+          <w:rFonts w:hint="eastAsia"/>
+        </w:rPr>
+        <w:t xml:space="preserve"> </w:t>
+      </w:r>
+      <w:r>
+        <w:t xml:space="preserve">validation </w:t>
+      </w:r>
+      <w:proofErr w:type="gramStart"/>
+      <w:r>
+        <w:t>mean</w:t>
+      </w:r>
+      <w:proofErr w:type="gramEnd"/>
+      <w:r>
+        <w:t xml:space="preserve"> and the final validation score demonstrates that we have effectively avoided the common pitfall of overfitting to a specific validation partition, ensuring the reported metrics are robust and reproducible.</w:t>
+      </w:r>
+    </w:p>
+    <w:p>
+      <w:r>
+        <w:rPr>
+          <w:b/>
+          <w:bCs/>
+        </w:rPr>
+        <w:t>12. Conclusion</w:t>
+      </w:r>
+    </w:p>
+    <w:p>
+      <w:r>
+        <w:t>This study presents a multimodal machine learning pipeline for the presurgical classification of five brain tumor subtypes. By combining structural MRI features, TF-IDF encoded radiology reports, and clinical variables, the framework addresses two persistent challenges in medical AI: high</w:t>
+      </w:r>
+      <w:r>
+        <w:rPr>
+          <w:rFonts w:hint="eastAsia"/>
+        </w:rPr>
+        <w:t xml:space="preserve"> </w:t>
+      </w:r>
+      <w:r>
+        <w:t>dimensional noise and severe class imbalance.</w:t>
+      </w:r>
+    </w:p>
+    <w:p>
+      <w:r>
+        <w:t>Throughout the optimization process, we observed a clear trade-off between maximizing predictive accuracy and maintaining methodological stability. The tuned soft voting ensemble reached the highest performance ceiling, achieving a validation Macro-F1 of 0.8120. This outcome confirmed that combining probability calibration with rank-based weighting effectively mitigates diagnostic ambiguities, particularly between gliomas and metastases.</w:t>
+      </w:r>
+    </w:p>
+    <w:p>
+      <w:r>
+        <w:t>However, when evaluated against strict validation standards, we identified a key methodological constraint: the ensemble architecture cannot be fully integrated into a leakage</w:t>
+      </w:r>
+      <w:r>
+        <w:rPr>
+          <w:rFonts w:hint="eastAsia"/>
+        </w:rPr>
+        <w:t xml:space="preserve"> </w:t>
+      </w:r>
+      <w:r>
+        <w:t>free cross</w:t>
+      </w:r>
+      <w:r>
+        <w:rPr>
+          <w:rFonts w:hint="eastAsia"/>
+        </w:rPr>
+        <w:t xml:space="preserve"> </w:t>
+      </w:r>
+      <w:r>
+        <w:t>validation framework. For our final deployment under Scheme A, we therefore prioritized a regularized logistic regression model (LR-L2). Although its absolute performance is more conservative (CV mean: 0.7031; validation: 0.7039), the minimal variance across repeated folds provides stronger generalization guarantees and greater reliability for clinical applications.</w:t>
+      </w:r>
+    </w:p>
+    <w:p>
+      <w:r>
+        <w:t>Ultimately, these findings illustrate a practical reality in clinical AI</w:t>
+      </w:r>
+      <w:r>
+        <w:rPr>
+          <w:rFonts w:hint="eastAsia"/>
+        </w:rPr>
+        <w:t>. W</w:t>
+      </w:r>
+      <w:r>
+        <w:t>hile advanced ensembles can maximize performance in controlled or competitive settings, simpler, well</w:t>
+      </w:r>
+      <w:r>
+        <w:rPr>
+          <w:rFonts w:hint="eastAsia"/>
+        </w:rPr>
+        <w:t xml:space="preserve"> </w:t>
+      </w:r>
+      <w:r>
+        <w:t>regularized models often deliver the consistency needed for real</w:t>
+      </w:r>
+      <w:r>
+        <w:rPr>
+          <w:rFonts w:hint="eastAsia"/>
+        </w:rPr>
+        <w:t xml:space="preserve"> </w:t>
+      </w:r>
+      <w:r>
+        <w:t xml:space="preserve">world diagnostic </w:t>
+      </w:r>
+      <w:r>
+        <w:lastRenderedPageBreak/>
+        <w:t>support. By evaluating both the performance ceiling and a rigorously validated baseline, this work offers a balanced perspective on the capabilities and limitations of current multimodal approaches to brain tumor classification.</w:t>
+      </w:r>
+    </w:p>
+    <w:p/>
     <w:sectPr>
       <w:pgSz w:w="11906" w:h="16838"/>
       <w:pgMar w:top="1440" w:right="1800" w:bottom="1440" w:left="1800" w:header="851" w:footer="992" w:gutter="0"/>
